--- a/companies/calderwood-partners/Firm/Firm Overview 2008 v3.docx
+++ b/companies/calderwood-partners/Firm/Firm Overview 2008 v3.docx
@@ -12,7 +12,7 @@
     </w:p>
     <w:p>
       <w:r>
-        <w:t>Calderwood Partners is a general management consulting firm. We were founded in 2007 to do a specific kind of work: helping mid-market industrial and services companies think clearly about how they are run, what they spend, and where their next growth comes from. These are companies large enough to have real complexity and small enough that a wrong call is felt across the whole business within a quarter or two. We keep our book of engagements deliberately manageable and staff each one with people who stay on the file from the first meeting to the last, so that the client is never handed off to a team that has to learn the situation over again.</w:t>
+        <w:t>Calderwood Partners is a general management consulting firm. We were founded in 2007 to do one plain and difficult thing well, which is to help mid-market industrial and services companies decide how they ought to operate, what their work ought to cost, and where their next increment of growth ought honestly to come from. This overview is meant to say what we do and to show it through a piece of our work, and it is written with the care we would ask of any document that carries the firm's name, which is that it claim only what is true and no more than that.</w:t>
       </w:r>
     </w:p>
     <w:p>
@@ -25,7 +25,7 @@
     </w:p>
     <w:p>
       <w:r>
-        <w:t>Our work falls into three related areas. The first is operating model: how a company is organized, where its decisions are made, and whether its structure still fits the business it has become rather than the one it used to be. The second is cost, where we help management see the cost base plainly and decide what to change without cutting into the parts of the company that actually earn. The third is growth, which for our clients usually means getting more out of the markets and channels they already serve before reaching for new ones. Most engagements touch more than one of these areas; few clients arrive with a problem that stays neatly inside a single box, and part of our job in the first weeks is to say plainly which problem is actually the one worth solving.</w:t>
+        <w:t>Our clients are companies large enough that the questions of operating model, cost, and growth carry real consequence, and small enough that a single well-made decision can change the trajectory of the business. We advise them on how their organization is put together and whether its shape still fits the strategy it was built for, on where cost has settled that no longer buys the company anything, and on how to pursue growth that the organization can actually absorb rather than merely announce. We work from a client's own evidence instead of from a template, because the value we add lies in getting a particular question right, not in supplying a general answer that would fit any company and for that reason fits none of them well.</w:t>
       </w:r>
     </w:p>
     <w:p>
@@ -38,7 +38,7 @@
     </w:p>
     <w:p>
       <w:r>
-        <w:t>An engagement begins with a letter that sets scope, fees, and terms, and a kickoff that frames the first weeks of work. From there the pattern is steady. Working sessions with the client team produce written minutes. The client executive who owns the relationship gets a periodic status report. A briefing to the wider group lands at the point where the analysis is far enough along to defend. Between the formal deliverables there is a continual exchange of shorter notes about data, access, and scheduling, often running a day or two between replies. We put things in writing because an engagement runs on a record its participants can return to, not on what anyone remembers of the last conversation.</w:t>
+        <w:t>Most of our engagements draw on more than one of the firm's lines of work, and we resist pulling them apart too neatly. An operating-model review asks how decisions are made and where accountability actually sits; a cost study works from the ledger rather than the budget, on the understanding that the budget records what a company meant to spend while the ledger records what it did; and a growth engagement tests where demand genuinely exists before it recommends spending anything to chase it. Whichever line a client comes to us on, the engagement is staffed as a team, the analysis is documented so that the client's own people can rerun it after we have gone, and the recommendation is meant to be taken apart in a working session before anyone is asked to adopt it.</w:t>
       </w:r>
     </w:p>
     <w:p>
@@ -46,12 +46,12 @@
         <w:pStyle w:val="Heading2"/>
       </w:pPr>
       <w:r>
-        <w:t>Representative work</w:t>
+        <w:t>A representative engagement</w:t>
       </w:r>
     </w:p>
     <w:p>
       <w:r>
-        <w:t>The engagements we point to when clients ask for references are a sample of our 2008 work, chosen because they show the kind of problem we take on, not because they are the whole of what we do. One such engagement is our work with Hughes Group, where the question on the table was a familiar one for a company of its size and stage. We offer it, and the others like it, as illustrations of how we work rather than as an inventory of our clients. What a prospective client should take from an example is the shape of the engagement and the way we run it, not a claim that our practice begins and ends with the names we happen to be free to mention.</w:t>
+        <w:t>One piece of our work gives a fair sense of the rest. Our engagement this year with Hughes Group followed the pattern we favor, which was a client willing to hand us the question that mattered most to them, a body of evidence we reconciled patiently before we drew a single conclusion from it, and a recommendation shaped to what the organization could realistically carry out. We offer it here as one illustration of how we work and not as a catalog of the firm's clients, and we are careful, as a matter of professional habit, never to describe one client's engagement to another.</w:t>
       </w:r>
     </w:p>
     <w:p>
@@ -59,17 +59,25 @@
         <w:pStyle w:val="Heading2"/>
       </w:pPr>
       <w:r>
-        <w:t>The firm</w:t>
+        <w:t>How we are set up to work</w:t>
       </w:r>
     </w:p>
     <w:p>
       <w:r>
-        <w:t>The firm is led by Julie Ramsey, Managing Principal, who sets what we will and will not put our name to and holds the writing that leaves the office to a plain standard. Engagements are staffed and kept on schedule by Jeffrey Jackson, Director of Operations, whose job is to see that the right people are on the right file at the right time. Below them the practice is built around a compact group of principals, managers, associates, and research staff who move across engagements as the work requires. We hire for judgment and for clear writing, and we ask everyone, from the newest associate up, to state a recommendation plainly and let the analysis stand behind it.</w:t>
+        <w:t>Behind the advisory work sits the ordinary machinery that lets a client engage us without friction, and Jeffrey Jackson, our Director of Operations, runs it. He looks after the terms that sit behind an engagement letter, the billing arrangements, and the administration that most clients are glad never to have to think about, on the principle that the commercial side of a relationship should be settled quietly and early so that nothing about it ever competes for a client's attention with the work itself. It is a small part of a firm overview and a large part of the reason the engagement described above ran as smoothly as it did.</w:t>
+      </w:r>
+    </w:p>
+    <w:p>
+      <w:pPr>
+        <w:pStyle w:val="Heading2"/>
+      </w:pPr>
+      <w:r>
+        <w:t>If you are weighing a decision</w:t>
       </w:r>
     </w:p>
     <w:p>
       <w:r>
-        <w:t>We prefer to be measured by the work itself, not by any account of it. When the fit is right, the engagement letter is where we begin.</w:t>
+        <w:t>If your company is facing a question of operating model, cost, or growth that it has not been able to settle from the inside, the right next step is a conversation rather than a proposal, and you should feel free to begin it directly with me. I am Julie Ramsey, the firm's Managing Principal, and I will listen before I offer a view of any kind; there is no cost to the conversation and nothing follows from it that you do not choose.</w:t>
       </w:r>
     </w:p>
     <w:sectPr>
